--- a/output/docx/es/BUFRCREX_TableB_es_13.docx
+++ b/output/docx/es/BUFRCREX_TableB_es_13.docx
@@ -2025,7 +2025,7 @@
                 <w:b w:val="0"/>
                 <w:sz w:val="16"/>
               </w:rPr>
-              <w:t>Note 39: Espectros no direccionales, (Ib = 0 en WAVEOB) o espectros direccionales parciales (Ib = 1 en WAVEOB con una dirección por número de onda). Conteo = 0 (espectros direccionales completos) o 1 (espectros no direccionales o espectros direccionales parciales). Los espectros direccionales parciales tienen una sola dirección por banda de número de onda.</w:t>
+              <w:t>Note B39: Con respecto al descriptor 0 13 009, los productores de esos datos podrían desear conservar los valores sin procesar de la humedad relativa transmitidos por el sensor con el propósito de, entre otras cosas, detectar cuándo el sensor comienza a tener un funcionamiento irregular. Este último caso es cuando un valor negativo podría ocurrir. Para intercambio con otros países a nivel mundial, es posible que solo los datos procesados se envíen. I.2 – BUFR/CREX Tabla B/13 – 5 (Clase 13 – continuación)</w:t>
             </w:r>
           </w:p>
         </w:tc>
@@ -2426,7 +2426,7 @@
                 <w:b w:val="0"/>
                 <w:sz w:val="16"/>
               </w:rPr>
-              <w:t>Note 26: Si la radiosonda está equipada con un sensor de humedad relativa, 0 13 009 en la secuencia se notificará con carácter obligatorio y la temperatura del punto de rocío se podrá incluir como valor derivado. Si la radiosonda está equipada con un sensor de temperatura del punto de rocío, 0 12 103 en la secuencia se notificará y 0 13 009 se fijará en valor faltante.</w:t>
+              <w:t>Note B26: El valor –0,1 kg m–2 antes de la aplicación del factor de escala (–1 después de su aplicación o en la clave CREX) indicará “trazas” (no mensurable, menos de 0,05 kg m–2).</w:t>
             </w:r>
           </w:p>
         </w:tc>
@@ -2619,7 +2619,7 @@
                 <w:b w:val="0"/>
                 <w:sz w:val="16"/>
               </w:rPr>
-              <w:t>Note 26: Si la radiosonda está equipada con un sensor de humedad relativa, 0 13 009 en la secuencia se notificará con carácter obligatorio y la temperatura del punto de rocío se podrá incluir como valor derivado. Si la radiosonda está equipada con un sensor de temperatura del punto de rocío, 0 12 103 en la secuencia se notificará y 0 13 009 se fijará en valor faltante.</w:t>
+              <w:t>Note B26: El valor –0,1 kg m–2 antes de la aplicación del factor de escala (–1 después de su aplicación o en la clave CREX) indicará “trazas” (no mensurable, menos de 0,05 kg m–2).</w:t>
             </w:r>
           </w:p>
         </w:tc>
@@ -4730,7 +4730,7 @@
                 <w:b w:val="0"/>
                 <w:sz w:val="16"/>
               </w:rPr>
-              <w:t>Note 53: El descriptor 0 33 002 relativo a la información sobre la calidad está relacionado, en esta instancia, con el componente w 0 11 006. Se da para cada puerta respectiva de la medición del perfil.</w:t>
+              <w:t>Note B53: Debería utilizarse el descriptor 0 13 033 en vez del 0 13 032 para cifrar la evaporación/evapotranspiración.</w:t>
             </w:r>
           </w:p>
         </w:tc>
@@ -5899,7 +5899,7 @@
                 <w:b w:val="0"/>
                 <w:sz w:val="16"/>
               </w:rPr>
-              <w:t>Note 119: Los dos índices de elevación (0 13 042 y 0 13 043) se definen como diferencias de temperaturas, pudiendo dar resultados negativos, si bien la unidad elegida en ambos casos es el grado Kelvin; de ahí que el valor de referencia sea diferente de cero. | Note 130: El “índice de elevación de una partícula” (según la definición del Vocabulario Meteorológico Internacional (OMM–Nº 182)) se define como la diferencia entre la temperatura ambiente a 500 hPa (T500) y la de una partícula de aire en superficie (Tpartícula) elevada por el proceso adiabático del aire seco o del aire húmedo saturado. Hay inestabilidad cuando el resultado de la diferencia T500 – Tpartícula es negativo. El “índice de elevación óptimo” se define como el índice que representa la mayor inestabilidad en un conjunto de índices de elevación de una partícula, donde el estado inicial de la partícula se define como un conjunto de capas superpuestas de 30 hPa de grosor y la capa más baja está situada en la superficie. En general se utilizan para el cálculo de cuatro a seis capas.</w:t>
+              <w:t>Note B119: Los dos índices de elevación (0 13 042 y 0 13 043) se definen como diferencias de temperaturas, pudiendo dar resultados negativos, si bien la unidad elegida en ambos casos es el grado Kelvin; de ahí que el valor de referencia sea diferente de cero. | Note B130: El “índice de elevación de una partícula” (según la definición del Vocabulario Meteorológico Internacional (OMM–Nº 182)) se define como la diferencia entre la temperatura ambiente a 500 hPa (T500) y la de una partícula de aire en superficie (Tpartícula) elevada por el proceso adiabático del aire seco o del aire húmedo saturado. Hay inestabilidad cuando el resultado de la diferencia T500 – Tpartícula es negativo. El “índice de elevación óptimo” se define como el índice que representa la mayor inestabilidad en un conjunto de índices de elevación de una partícula, donde el estado inicial de la partícula se define como un conjunto de capas superpuestas de 30 hPa de grosor y la capa más baja está situada en la superficie. En general se utilizan para el cálculo de cuatro a seis capas.</w:t>
             </w:r>
           </w:p>
         </w:tc>
@@ -6092,7 +6092,7 @@
                 <w:b w:val="0"/>
                 <w:sz w:val="16"/>
               </w:rPr>
-              <w:t>Note 119: Los dos índices de elevación (0 13 042 y 0 13 043) se definen como diferencias de temperaturas, pudiendo dar resultados negativos, si bien la unidad elegida en ambos casos es el grado Kelvin; de ahí que el valor de referencia sea diferente de cero. | Note 130: El “índice de elevación de una partícula” (según la definición del Vocabulario Meteorológico Internacional (OMM–Nº 182)) se define como la diferencia entre la temperatura ambiente a 500 hPa (T500) y la de una partícula de aire en superficie (Tpartícula) elevada por el proceso adiabático del aire seco o del aire húmedo saturado. Hay inestabilidad cuando el resultado de la diferencia T500 – Tpartícula es negativo. El “índice de elevación óptimo” se define como el índice que representa la mayor inestabilidad en un conjunto de índices de elevación de una partícula, donde el estado inicial de la partícula se define como un conjunto de capas superpuestas de 30 hPa de grosor y la capa más baja está situada en la superficie. En general se utilizan para el cálculo de cuatro a seis capas.</w:t>
+              <w:t>Note B119: Los dos índices de elevación (0 13 042 y 0 13 043) se definen como diferencias de temperaturas, pudiendo dar resultados negativos, si bien la unidad elegida en ambos casos es el grado Kelvin; de ahí que el valor de referencia sea diferente de cero. | Note B130: El “índice de elevación de una partícula” (según la definición del Vocabulario Meteorológico Internacional (OMM–Nº 182)) se define como la diferencia entre la temperatura ambiente a 500 hPa (T500) y la de una partícula de aire en superficie (Tpartícula) elevada por el proceso adiabático del aire seco o del aire húmedo saturado. Hay inestabilidad cuando el resultado de la diferencia T500 – Tpartícula es negativo. El “índice de elevación óptimo” se define como el índice que representa la mayor inestabilidad en un conjunto de índices de elevación de una partícula, donde el estado inicial de la partícula se define como un conjunto de capas superpuestas de 30 hPa de grosor y la capa más baja está situada en la superficie. En general se utilizan para el cálculo de cuatro a seis capas.</w:t>
             </w:r>
           </w:p>
         </w:tc>
@@ -6861,7 +6861,7 @@
                 <w:b w:val="0"/>
                 <w:sz w:val="16"/>
               </w:rPr>
-              <w:t>Note 129: El “Índice modificado de estabilidad de Showalter” se define como la diferencia de temperatura entre la temperatura ambiente a 500 hPa y la temperatura que tendrá una partícula de aire, inicialmente a un nivel de base seleccionado si se extrajese de su nivel de condensación para llevarla a la superficie de 500 hPa mediante un proceso adiabático del aire saturado. Los valores positivos denotan condiciones estables y los valores negativos condiciones inestables. El nivel de base es 850 hPa, 800 hPa o 750 hPa si la elevación de la estación es inferior a 1000, 1000 a 1400 o 1401 a 2000 gpm por encima del nivel medio del mar, respectivamente.</w:t>
+              <w:t>Note B129: El “Índice modificado de estabilidad de Showalter” se define como la diferencia de temperatura entre la temperatura ambiente a 500 hPa y la temperatura que tendrá una partícula de aire, inicialmente a un nivel de base seleccionado si se extrajese de su nivel de condensación para llevarla a la superficie de 500 hPa mediante un proceso adiabático del aire saturado. Los valores positivos denotan condiciones estables y los valores negativos condiciones inestables. El nivel de base es 850 hPa, 800 hPa o 750 hPa si la elevación de la estación es inferior a 1000, 1000 a 1400 o 1401 a 2000 gpm por encima del nivel medio del mar, respectivamente.</w:t>
             </w:r>
           </w:p>
         </w:tc>
@@ -13941,7 +13941,7 @@
                 <w:b w:val="0"/>
                 <w:sz w:val="16"/>
               </w:rPr>
-              <w:t>Note 88: El espesor de hielo (0 13 115) irá precedido del tipo de superficie (0 08 029) y fijado en 11, 12, 13 o 14 para especificar si se trata de un río, un lago, un mar o un glaciar, respectivamente.</w:t>
+              <w:t>Note B88: El espesor de hielo (0 13 115) irá precedido del tipo de superficie (0 08 029) y fijado en 11, 12, 13 o 14 para especificar si se trata de un río, un lago, un mar o un glaciar, respectivamente.</w:t>
             </w:r>
           </w:p>
         </w:tc>
@@ -14534,7 +14534,7 @@
                 <w:b w:val="0"/>
                 <w:sz w:val="16"/>
               </w:rPr>
-              <w:t>Note 41: Normalmente 1, puede ser 2 si están en uso los sensores de elevación y de pendiente, o 0 si no hay datos espectrales.</w:t>
+              <w:t>Note B41: El espesor de nieve fresca (0 13 118) fijado en –0.001 antes del ajuste a escala (–1 tras el ajuste a escala o en CREX) indicará una cantidad de nieve pequeña (menos de 0,0005 m). El espesor de nieve fresca (0 13 118) fijado en –0.002 antes del ajuste a escala (–2 tras el ajuste a escala o en CREX) indicará una “cubierta de nieve no continua”. I.2 – BUFR/CREX Tabla B/13 – 6</w:t>
             </w:r>
           </w:p>
         </w:tc>
@@ -14758,7 +14758,7 @@
                 <w:b w:val="0"/>
                 <w:sz w:val="16"/>
               </w:rPr>
-              <w:t>Note 28: En el contexto del descriptor 3 10 067, los valores de presión que siguen inmediatamente a la aparición de componentes de viento deben entenderse como correspondientes a esos componentes.</w:t>
+              <w:t>Note B28: El valor –0,01 m antes de la aplicación del factor de escala (–1 después de su aplicación o en la clave CREX) indicará un poco de nieve (menos de 0,005 m). El valor -0,02 (–2 después de la aplicación del valor de escala o en la clave CREX) indicará “cubierta de nieve discontinua”.</w:t>
             </w:r>
           </w:p>
         </w:tc>
@@ -15588,7 +15588,7 @@
           <w:i/>
           <w:sz w:val="14"/>
         </w:rPr>
-        <w:t>Note 23: El valor –0,1 kg m–2 antes de la aplicación del factor de escala (–1 después de su aplicación o en la clave CREX) indicará “trazas” (no mensurable, menos de 0,05 kg m–2).</w:t>
+        <w:t>Note B23: El valor –0,1 kg m–2 antes de la aplicación del factor de escala (–1 después de su aplicación o en la clave CREX) indicará “trazas” (no mensurable, menos de 0,05 kg m–2).</w:t>
       </w:r>
     </w:p>
     <w:sectPr>
